--- a/docs/Review_Panel_FAQ.docx
+++ b/docs/Review_Panel_FAQ.docx
@@ -443,7 +443,12 @@
         <w:pStyle w:val="ListNumber"/>
       </w:pPr>
       <w:r>
-        <w:t>Optionally set `TEST_IMAGE_PATH` (or use the picker).</w:t>
+        <w:t>Optionally set `TEST_IMAGE_PATH` (or use the picker / leave empty for the</w:t>
+      </w:r>
+    </w:p>
+    <w:p>
+      <w:r>
+        <w:t>bundled demo page).</w:t>
       </w:r>
     </w:p>
     <w:p>
@@ -458,7 +463,7 @@
         <w:t>Kernel → Restart &amp; Run All</w:t>
       </w:r>
       <w:r>
-        <w:t xml:space="preserve"> (training flags remain off).</w:t>
+        <w:t>.</w:t>
       </w:r>
     </w:p>
     <w:p>
@@ -466,7 +471,31 @@
         <w:pStyle w:val="ListNumber"/>
       </w:pPr>
       <w:r>
-        <w:t>Read Sections 4–7 for predictions, metrics with %, and curves.</w:t>
+        <w:t>Read the short sections in order: Load model → Run OCR → Predictions →</w:t>
+      </w:r>
+    </w:p>
+    <w:p>
+      <w:r>
+        <w:t>Evaluation metrics → Training curves.</w:t>
+      </w:r>
+    </w:p>
+    <w:p>
+      <w:r>
+        <w:t xml:space="preserve">Training, data generation, and long methodology notes are </w:t>
+      </w:r>
+      <w:r>
+        <w:rPr>
+          <w:b/>
+        </w:rPr>
+        <w:t>not</w:t>
+      </w:r>
+      <w:r>
+        <w:t xml:space="preserve"> in the</w:t>
+      </w:r>
+    </w:p>
+    <w:p>
+      <w:r>
+        <w:t>notebook — see this FAQ, `docs/Project_Report.md`, and `README.md`.</w:t>
       </w:r>
     </w:p>
     <w:p>

--- a/docs/Review_Panel_FAQ.docx
+++ b/docs/Review_Panel_FAQ.docx
@@ -23,7 +23,7 @@
     </w:p>
     <w:p>
       <w:r>
-        <w:t>`models/crnn_best.pth` (beam+LM + post-correct, Aug-01 polish).</w:t>
+        <w:t>`models/crnn_best.pth` (beam+LM + post-correct, including §3g word-accuracy push).</w:t>
       </w:r>
     </w:p>
     <w:p/>
@@ -101,7 +101,7 @@
     </w:p>
     <w:p>
       <w:r>
-        <w:t>Accuracy on real photos (78.07%) is much lower than Character Accuracy (95.45%)</w:t>
+        <w:t>Accuracy on real photos (85.09%) is still lower than Character Accuracy (96.75%)</w:t>
       </w:r>
     </w:p>
     <w:p>
@@ -133,7 +133,7 @@
         <w:rPr>
           <w:b/>
         </w:rPr>
-        <w:t>0.0455</w:t>
+        <w:t>0.0325</w:t>
       </w:r>
       <w:r>
         <w:t xml:space="preserve"> → Character Accuracy </w:t>
@@ -142,7 +142,7 @@
         <w:rPr>
           <w:b/>
         </w:rPr>
-        <w:t>95.45%</w:t>
+        <w:t>96.75%</w:t>
       </w:r>
       <w:r/>
     </w:p>
@@ -157,7 +157,7 @@
         <w:rPr>
           <w:b/>
         </w:rPr>
-        <w:t>0.2193</w:t>
+        <w:t>0.1491</w:t>
       </w:r>
       <w:r>
         <w:t xml:space="preserve"> → Word Accuracy </w:t>
@@ -166,7 +166,7 @@
         <w:rPr>
           <w:b/>
         </w:rPr>
-        <w:t>78.07%</w:t>
+        <w:t>85.09%</w:t>
       </w:r>
       <w:r/>
     </w:p>
